--- a/ind/docx/48.content.docx
+++ b/ind/docx/48.content.docx
@@ -163,13 +163,6 @@
         <w:rPr>
           <w:lang w:val="id_ID" w:bidi="id_ID"/>
         </w:rPr>
-      </w:r>
-      <w:r>
-        <w:rPr>
-          <w:i/>
-          <w:lang w:val="id_ID" w:bidi="id_ID"/>
-        </w:rPr>
-        <w:t>Galatia 1:1, Galatia 1:1–5, Galatia 1:1–2.21, Galatia 1:2, Galatia 1:3, Galatia 1:3–5, Galatia 1:4, Galatia 1:4–5, Galatia 1:5, Galatia 1:6, Galatia 1:6–10, Galatia 1:7, Galatia 1:8–9, Galatia 1:9, Galatia 1:10, Galatia 1:11, Galatia 1:11–2.21, Galatia 1:12, Galatia 1:13–14, Galatia 1:14, Galatia 1:15–16, Galatia 1:16–20, Galatia 1:17, Galatia 1:18, Galatia 1:18–20, Galatia 1:20, Galatia 1:21–22, Galatia 1:23–24, Galatia 2:1, Galatia 2:1–10, Galatia 2:2, Galatia 2:3, Galatia 2:4, Galatia 2:4–5, Galatia 2:5, Galatia 2:6, Galatia 2:6–10, Galatia 2:7–8, Galatia 2:9, Galatia 2:10, Galatia 2:11, Galatia 2:11–21, Galatia 2:12, Galatia 2:13, Galatia 2:14, Galatia 2:14–21, Galatia 2:15, Galatia 2:16, Galatia 2:17–21, Galatia 2:18, Galatia 2:19, Galatia 2:20, Galatia 2:21, Galatia 3:1, Galatia 3:1–9, Galatia 3:1–5.12, Galatia 3:2, Galatia 3:3, Galatia 3:4, Galatia 3:5, Galatia 3:6, Galatia 3:6–9, Galatia 3:7, Galatia 3:8, Galatia 3:10, Galatia 3:10–12, Galatia 3:11, Galatia 3:12, Galatia 3:13, Galatia 3:13–14, Galatia 3:14, Galatia 3:15, Galatia 3:15–18, Galatia 3:16, Galatia 3:17, Galatia 3:18, Galatia 3:19, Galatia 3:19–22, Galatia 3:20, Galatia 3:21, Galatia 3:21–25, Galatia 3:22, Galatia 3:23, Galatia 3:23–29, Galatia 3:24, Galatia 3:25, Galatia 3:26, Galatia 3:26–29, Galatia 3:27, Galatia 3:28, Galatia 3:29, Galatia 4:1–3, Galatia 4:1–7, Galatia 4:3, Galatia 4:4–5, Galatia 4:6, Galatia 4:8, Galatia 4:8–11, Galatia 4:9, Galatia 4:10–11, Galatia 4:11, Galatia 4:12, Galatia 4:12–20, Galatia 4:13–14, Galatia 4:15, Galatia 4:16, Galatia 4:17, Galatia 4:18, Galatia 4:19, Galatia 4:20, Galatia 4:21, Galatia 4:21–31, Galatia 4:22–23, Galatia 4:24, Galatia 4:24–25, Galatia 4:25, Galatia 4:26, Galatia 4:27, Galatia 4:28–31, Galatia 4:29, Galatia 4:30–31, Galatia 5:1, Galatia 5:2, Galatia 5:2–6, Galatia 5:3, Galatia 5:4, Galatia 5:5, Galatia 5:6, Galatia 5:7, Galatia 5:8, Galatia 5:9, Galatia 5:10, Galatia 5:11, Galatia 5:12, Galatia 5:13–6.10, Galatia 5:14, Galatia 5:15, Galatia 5:16–26, Galatia 5:17, Galatia 5:18, Galatia 5:19, Galatia 5:19–26, Galatia 5:20, Galatia 5:21, Galatia 5:22, Galatia 5:23, Galatia 5:24, Galatia 5:25, Galatia 5:26, Galatia 6:1, Galatia 6:1–5, Galatia 6:1–10, Galatia 6:2, Galatia 6:3, Galatia 6:4, Galatia 6:5, Galatia 6:6, Galatia 6:6–10, Galatia 6:7, Galatia 6:8, Galatia 6:9, Galatia 6:10, Galatia 6:11–18, Galatia 6:12–13, Galatia 6:14, Galatia 6:15, Galatia 6:16, Galatia 6:17, Galatia 6:18</w:t>
       </w:r>
       <w:r>
         <w:rPr>

--- a/ind/docx/48.content.docx
+++ b/ind/docx/48.content.docx
@@ -150,19 +150,6 @@
           <w:lang w:val="id_ID" w:bidi="id_ID"/>
         </w:rPr>
         <w:t>GAL</w:t>
-      </w:r>
-      <w:r>
-        <w:rPr>
-          <w:lang w:val="id_ID" w:bidi="id_ID"/>
-        </w:rPr>
-      </w:r>
-    </w:p>
-    <w:p>
-      <w:pPr/>
-      <w:r>
-        <w:rPr>
-          <w:lang w:val="id_ID" w:bidi="id_ID"/>
-        </w:rPr>
       </w:r>
       <w:r>
         <w:rPr>

--- a/ind/docx/48.content.docx
+++ b/ind/docx/48.content.docx
@@ -19,7 +19,7 @@
         <w:rPr>
           <w:lang w:val="id_ID" w:bidi="id_ID"/>
         </w:rPr>
-        <w:t>Resource: Catatan Studi (Tyndale)</w:t>
+        <w:t>Resource: Tyndale Open Study Notes</w:t>
       </w:r>
       <w:r>
         <w:rPr>
@@ -112,7 +112,7 @@
         <w:rPr>
           <w:lang w:val="id_ID" w:bidi="id_ID"/>
         </w:rPr>
-        <w:t>Catatan Studi (Tyndale)</w:t>
+        <w:t>Tyndale Open Study Notes</w:t>
       </w:r>
     </w:p>
     <w:p>

--- a/ind/docx/48.content.docx
+++ b/ind/docx/48.content.docx
@@ -19,7 +19,7 @@
         <w:rPr>
           <w:lang w:val="id_ID" w:bidi="id_ID"/>
         </w:rPr>
-        <w:t>Resource: Tyndale Open Study Notes</w:t>
+        <w:t>Resource: Aquifer Open Study Notes</w:t>
       </w:r>
       <w:r>
         <w:rPr>
@@ -112,7 +112,7 @@
         <w:rPr>
           <w:lang w:val="id_ID" w:bidi="id_ID"/>
         </w:rPr>
-        <w:t>Tyndale Open Study Notes</w:t>
+        <w:t>Aquifer Open Study Notes</w:t>
       </w:r>
     </w:p>
     <w:p>
